--- a/example_articles/states/Minnesota/5.states_Minnesota_Other_publisher.docx
+++ b/example_articles/states/Minnesota/5.states_Minnesota_Other_publisher.docx
@@ -27,17 +27,17 @@
     </w:p>
     <w:p>
       <w:r>
-        <w:t>Source File: Other publishers/Files (500) (22).DOCX</w:t>
+        <w:t>Source file: Other publishers/Files (500) (22).DOCX</w:t>
       </w:r>
     </w:p>
     <w:p>
       <w:r>
-        <w:t>Raw locations result: ['Minnesota']</w:t>
+        <w:t>Raw locations result, 'locations': ['Minnesota']</w:t>
       </w:r>
     </w:p>
     <w:p>
       <w:r>
-        <w:t>states_stand_flat (Standardized): Minnesota</w:t>
+        <w:t>Standardized locations result, 'states_stand_flat': Minnesota</w:t>
       </w:r>
     </w:p>
     <w:p>

--- a/example_articles/states/Minnesota/5.states_Minnesota_Other_publisher.docx
+++ b/example_articles/states/Minnesota/5.states_Minnesota_Other_publisher.docx
@@ -7,7 +7,9 @@
         <w:pStyle w:val="Heading1"/>
       </w:pPr>
       <w:r>
-        <w:t>Dance Alliance series offering is individualistic</w:t>
+        <w:t>Duluth campaign hinged on honesty;</w:t>
+        <w:br/>
+        <w:t xml:space="preserve"> Mayor beaten by own tactics</w:t>
       </w:r>
     </w:p>
     <w:p>
@@ -17,17 +19,17 @@
     </w:p>
     <w:p>
       <w:r>
-        <w:t>Date: 1991-12-06</w:t>
+        <w:t>Date: 1991-11-10</w:t>
       </w:r>
     </w:p>
     <w:p>
       <w:r>
-        <w:t>Section: Variety; Pg. 8E</w:t>
+        <w:t>Section: News; Pg. 1B</w:t>
       </w:r>
     </w:p>
     <w:p>
       <w:r>
-        <w:t>Source file: Other publishers/Files (500) (22).DOCX</w:t>
+        <w:t>Source file: Other publishers/Files (500) (29).DOCX</w:t>
       </w:r>
     </w:p>
     <w:p>
@@ -49,27 +51,75 @@
     </w:p>
     <w:p>
       <w:r>
-        <w:t>The Minnesota Dance Alliance's second concert in its "Short Order" series is a modest but thoroughly engaging one featuring four highly individualistic choreographer-performers brimming with ideas and searching for a form in which to present them.</w:t>
+        <w:t>On Oct. 31, with only five days to go until the election, Duluth Mayor John Fedo called a news conference to blast challenger Gary Doty, who was running on a platform of honesty and integrity.</w:t>
         <w:br/>
-        <w:t xml:space="preserve"> The four are Erin Thompson and Byron Richard, a married couple who choreograph as a team, newcomer Chris Aiken and veteran event maker (theater? dance? performance art? who knows what to call what he creates?) Alan Lindblad.  They're as different as can be yet all are dealing with personal, expressive work, with character and often with spoken text used to get beyond the formal and abstract.</w:t>
+        <w:t xml:space="preserve"> If Gary Doty was so honest, said Fedo, then why had he failed to disclose all his campaign's contributions and expenses, as the law required?</w:t>
         <w:br/>
-        <w:t xml:space="preserve"> Richard and Thompson are just beginning choreographic careers. Right now their interest is in themselves as a couple, both personally and in formal dance terms.  Their opening piece, "Follow," danced without music, is an exploration of their physical relationship filled with circling patterns as they move around each other, slowly entwining, supporting and lifting each other with increasing confidence and commitment.</w:t>
+        <w:t xml:space="preserve"> It was a vintage Fedo tactic: Take your enemy's greatest weapon and pummel him with it. But this time it may have played a role in the mayor's undoing.</w:t>
         <w:br/>
-        <w:t>Of even more interest is "Miracle Lanes," in which the dance illuminates and gives kinetic resonance to a wry, unsentimental spoken description of Richard's working-class background in Toledo, Ohio, where he felt caught between the assembly line and the Christian Science church.  It's a direct, uncomplicated dance that shows both dancers at their best - Richard as a character dancer and Thompson with her sinuous, fluid, brilliantly articulated sense of space.</w:t>
+        <w:t>Not only did Doty admit to an oversight and open up all his campaign finance records to reporters that same afternoon, he also plunked down his personal check registers and tax returns for the past five years, and he challenged Fedo to do the same.</w:t>
         <w:br/>
-        <w:t xml:space="preserve"> The work features the two as brother and sister in a section ultimately transcending their roots in a warm, elegiac finale.  There's plenty of wry wit to keep it from getting emotionally facile, and there's even a solo for Richard with a bowling ball that plays a big, symbolic role in their story.</w:t>
+        <w:t xml:space="preserve"> Fedo refused.</w:t>
         <w:br/>
-        <w:t xml:space="preserve"> Aiken has recently moved to town and married Cathy Young, a dancer with Zenon Dance Company, with whom he shares a short, charming duet in which they combine athleticism and romanticism in a wonderful, rolling intertwining of bodies.</w:t>
+        <w:t xml:space="preserve"> "John made the major error of trying to attack our fundamental strength - honesty," said Gary Cerkvenik, a political consultant who helped manage Doty's campaign.</w:t>
         <w:br/>
-        <w:t xml:space="preserve"> Aiken's background is in improvisatory dance, which is always iffy in performance.  But he and veteran improviser Patrick Scully pull off an ad lib duet that beautifully pits the short, lithe Aiken against the very tall, weighty Scully; weight shifts and precarious balances blend with some inevitably comic moments.</w:t>
+        <w:t xml:space="preserve"> Duluth political observers said that Doty's openness conspired with several other factors to dislodge Fedo from office after 12 years. Those factors included lingering doubts about Fedo's own integrity, a sophisticated Doty campaign machine and even perhaps a beastly snowstorm on the weekend before the election.</w:t>
         <w:br/>
-        <w:t xml:space="preserve"> Aiken is a superb performer, cat quick, wiry, acrobatic, using a movement vocabulary related to martial-arts movements. Many of his dance phrases begin from a crouch, from which he uncoils and soars up and outward.  His style is light and precise, and he commits to every movement choice totally so even though his solo wasn't structurally strong as choreography, watching him move brought its own rewards.</w:t>
+        <w:t xml:space="preserve"> During those 12 years in office, Fedo, 41, grew from a green politician in his 20s, fresh from running a gas station, into a savvy dealmaker and arm twister with expensive suits and savoir-faire at the podium and on TV.</w:t>
         <w:br/>
-        <w:t xml:space="preserve"> Lindblad has increasingly been exploring theater in his works, using his usual quirky movement vision and ironic tone.  "Desperate" is about rage and longing, about wasting lives and about transformation.  As a whole, it's fragmented and never really pulls together but its sections range from the comic to the touching and each one is lively.</w:t>
+        <w:t xml:space="preserve"> And they were 12 years in which Duluth, under John Fedo's leadership, weathered a severe recession and boosted its strengths as a retail hub, medical center and tourist destination.</w:t>
         <w:br/>
-        <w:t xml:space="preserve"> Working with the deadpan John Munger, Lindblad sings of lost love, shows his inner anger by choreographically beating Munger to a pulp, romps through an angst-filled Bolshoi Ballet parody to Beethoven while wearing a skirt and work boots, gets ever more depressed in a section dealing with paranoia, then more or less finds new life as he and Munger do a building, ever accelerating, wonderfully unbridled fertility dance to some music indigenous to Zaire.</w:t>
+        <w:t xml:space="preserve"> But they also included years in which Fedo appeared to get himself into one personal or professional crisis after another, all while in the fishbowl of public life.</w:t>
         <w:br/>
-        <w:t xml:space="preserve"> The description makes it all sound loony, but Lindblad builds a context for each section, finds always interesting movement with which to express it and if it doesn't entirely add up there's a great deal that's compelling along the way.</w:t>
+        <w:t xml:space="preserve"> The controversies included a mortgage foreclosure that was averted by a $ 56,000 no-interest loan from a Twin Ports businessman, a delinquent bill of more than $ 1,000 to the city's Water and Gas Department, an extramarital affair carried out while on city business in St. Paul, and a grand jury indictment in 1988 on charges that he swindled $ 13,500 from three Duluth businessmen and stole city money through his expense account.</w:t>
+        <w:br/>
+        <w:t xml:space="preserve"> His acquittal on all charges reinforced the dramatically different images that supporters and detractors had of him.</w:t>
+        <w:br/>
+        <w:t xml:space="preserve"> To those in his corner, he was a West Duluth-bred working-class scrapper, a poor kid from a broken home, who grew into a champion of the oppressed and a master at plucking economic plums for his city during tough times.</w:t>
+        <w:br/>
+        <w:t xml:space="preserve"> To detractors he was an uncompromising and arrogant powermonger who used his office for personal gain, alienated other government leaders, brow-beat and muzzled subordinates and sometimes embarrassed his city with his behavior.</w:t>
+        <w:br/>
+        <w:t xml:space="preserve"> But no one ever accused John Fedo of not loving Duluth. Detractors had to admit that he was a tireless advocate for the city; it was easy for both sides to imagine that all he ever wanted to be was Duluth's mayor.</w:t>
+        <w:br/>
+        <w:t xml:space="preserve"> "He's had a strong vision for the city, and it's been a propelling enough vision that maybe at times he might not have been as diplomatic as he should have been," said Mary Rosenthal, head of the Duluth AFL-CIO Central Labor Body, which endorsed Fedo this year. "But he was aggressive, energetic and a very good mayor for Duluth."</w:t>
+        <w:br/>
+        <w:t xml:space="preserve"> Some observers say Fedo would not have been reelected in 1983 and 1987 if voters had been given stronger alternatives. Last spring, the alternative with the credentials to defeat Fedo stepped forward.</w:t>
+        <w:br/>
+        <w:t xml:space="preserve"> Like Fedo, Gary Doty, 43, has West Duluth roots. Unlike former Fedo challengers, he also has a lifetime of service to Duluth - first as a teacher, then as a legislator, then as Duluth's representative on the St. Louis County Board for 15 years.</w:t>
+        <w:br/>
+        <w:t xml:space="preserve"> And he appeared to be above reproach. He's openly religious, a family man, a community volunteer. If there's a skeleton in his closet, it has yet to be found.</w:t>
+        <w:br/>
+        <w:t xml:space="preserve"> "He was someone the people could trust," said Meg Bye, a former Duluth City Council member who now is director of the Arrowhead Food Bank and a local political commentator. "He'd been in public office long enough that he had a record, and they'd seen some stability. They were comfortable with his personal style and his old-fashioned values."</w:t>
+        <w:br/>
+        <w:t xml:space="preserve"> What Doty lacked was Fedo's impressive record at successful economic development. He told voters that he'd try to build on Fedo's successes, while offering a more open, honest and cooperative leadership.</w:t>
+        <w:br/>
+        <w:t xml:space="preserve"> Still, some political analysts said last spring that Doty didn't have a chance; Fedo's economic development record - which by then included promise of a giant aircraft maintenance base - would make voters look past his character flaws once again. Now they admit that they underestimated the readiness of voters for someone who promised integrity.</w:t>
+        <w:br/>
+        <w:t xml:space="preserve"> But it took more than a message to beat Fedo - it took an efficient means of carrying that message to the voters. To accomplish that, Doty got help from at least 200 volunteers, with leadership from Cerkvenik, his old friend and colleague on the St. Louis County Board.</w:t>
+        <w:br/>
+        <w:t xml:space="preserve"> The campaign began with 20,000 telephone calls to voters, to identify Doty's supporters and those who were undecided. "Every undecided voter got four pieces of mail and two telephone calls," said Cerkvenik. "A lot of them got a phone call directly from Gary and Marcia (Doty's wife, a Duluth teacher).</w:t>
+        <w:br/>
+        <w:t xml:space="preserve"> To counter Fedo's TV ads - in which he appealed to voters not to turn back the clock - Doty's camp put Marcia Doty in an ad, in which she stressed her husband's integrity and that of their family. In contrast to her husband, who can appear a bit wooden on TV, she emanated warmth and sincerity.</w:t>
+        <w:br/>
+        <w:t xml:space="preserve"> Like a good campaign, it peaked in the end. As snow began to fall on the weekend before the election, 22,000 last-minute pieces of mail went out. Most arrived in time for election day. In the campaign's final days, a dozen supporters were posted on busy street corners, where they held Doty banners and waved to passing cars.</w:t>
+        <w:br/>
+        <w:t xml:space="preserve"> Some say the storm, which dumped a record 3 feet of snow on Duluth over two days, may have hurt Fedo. Despite full-time plowing, streets were clogged right up until election day, drawing out short trips downtown into hourlong ordeals.</w:t>
+        <w:br/>
+        <w:t xml:space="preserve"> "Some people just may have been frustrated, irritated enough on election day to want to take it out on someone," said Warren Hudelson, manager of communications for Minnesota Power, former journalist and longtime observer of Duluth's political scene.</w:t>
+        <w:br/>
+        <w:t xml:space="preserve"> As the dust began to settle, it became apparent that Doty's strategy had worked. He beat Fedo by just over 1,000 votes, with 51 percent of the votes cast.</w:t>
+        <w:br/>
+        <w:t xml:space="preserve"> An independent exit poll showed that those who voted for him were three times more likely than Fedo's supporters to identify honesty as the campaign's most important issue.</w:t>
+        <w:br/>
+        <w:t xml:space="preserve"> In a city where not so long ago jobs were the only issue, Gary Doty begins a new era.</w:t>
+        <w:br/>
+        <w:br/>
+        <w:t>Graphic</w:t>
+        <w:br/>
+        <w:br/>
+        <w:t xml:space="preserve"> </w:t>
+        <w:br/>
+        <w:t>Photograph</w:t>
       </w:r>
     </w:p>
     <w:sectPr>

--- a/example_articles/states/Minnesota/5.states_Minnesota_Other_publisher.docx
+++ b/example_articles/states/Minnesota/5.states_Minnesota_Other_publisher.docx
@@ -7,9 +7,7 @@
         <w:pStyle w:val="Heading1"/>
       </w:pPr>
       <w:r>
-        <w:t>Duluth campaign hinged on honesty;</w:t>
-        <w:br/>
-        <w:t xml:space="preserve"> Mayor beaten by own tactics</w:t>
+        <w:t>Lagniappe is theater with worldwide vision</w:t>
       </w:r>
     </w:p>
     <w:p>
@@ -19,17 +17,17 @@
     </w:p>
     <w:p>
       <w:r>
-        <w:t>Date: 1991-11-10</w:t>
+        <w:t>Date: 1995-10-01</w:t>
       </w:r>
     </w:p>
     <w:p>
       <w:r>
-        <w:t>Section: News; Pg. 1B</w:t>
+        <w:t>Section: Entertainment; Pg. 4F</w:t>
       </w:r>
     </w:p>
     <w:p>
       <w:r>
-        <w:t>Source file: Other publishers/Files (500) (29).DOCX</w:t>
+        <w:t>Source file: Other publishers/Files (500) (23).DOCX</w:t>
       </w:r>
     </w:p>
     <w:p>
@@ -51,75 +49,43 @@
     </w:p>
     <w:p>
       <w:r>
-        <w:t>On Oct. 31, with only five days to go until the election, Duluth Mayor John Fedo called a news conference to blast challenger Gary Doty, who was running on a platform of honesty and integrity.</w:t>
+        <w:t>Lagniappe, the theater whose name could require an explanation, might opt for the name of Pan American Playhouse instead.</w:t>
         <w:br/>
-        <w:t xml:space="preserve"> If Gary Doty was so honest, said Fedo, then why had he failed to disclose all his campaign's contributions and expenses, as the law required?</w:t>
+        <w:t xml:space="preserve"> The theater, which debuted a year ago with a fine production of "Death and the Maiden" by the Chilean writer Ariel Dorfman, is going north of the border for its second production, "Love and Anger," by Canadian playwright George Walker, which opens Friday at the Minneapolis Theatre Garage.</w:t>
         <w:br/>
-        <w:t xml:space="preserve"> It was a vintage Fedo tactic: Take your enemy's greatest weapon and pummel him with it. But this time it may have played a role in the mayor's undoing.</w:t>
+        <w:t xml:space="preserve"> That international scope is one of the goals of Lagniappe founder and artistic director Pam Nice.</w:t>
         <w:br/>
-        <w:t>Not only did Doty admit to an oversight and open up all his campaign finance records to reporters that same afternoon, he also plunked down his personal check registers and tax returns for the past five years, and he challenged Fedo to do the same.</w:t>
+        <w:t xml:space="preserve"> "We are trying to connect with playwrights from other countries who are writing today and show what perspective they have on moral issues that might help us," she said.</w:t>
         <w:br/>
-        <w:t xml:space="preserve"> Fedo refused.</w:t>
+        <w:t>Walker, Canada's most popular contemporary playwright, fits the mission well, she said. "He has a such a distinctive voice, kind of Shavian. His characters are intelligent and articulate. He's a social critic, an iconoclast, yet he takes on stereotypes from the left, right and center. His plays have political overtones, but they are not just about that.</w:t>
         <w:br/>
-        <w:t xml:space="preserve"> "John made the major error of trying to attack our fundamental strength - honesty," said Gary Cerkvenik, a political consultant who helped manage Doty's campaign.</w:t>
+        <w:t xml:space="preserve"> "What makes him different from Shaw is that he has heart. He comes from a working-class background. He's self-educated, and he tries to make characters who are often poor and uneducated, articulate," she said.</w:t>
         <w:br/>
-        <w:t xml:space="preserve"> Duluth political observers said that Doty's openness conspired with several other factors to dislodge Fedo from office after 12 years. Those factors included lingering doubts about Fedo's own integrity, a sophisticated Doty campaign machine and even perhaps a beastly snowstorm on the weekend before the election.</w:t>
+        <w:t xml:space="preserve"> "Love and Anger" is a comedy about the high-powered head of a prestigious law firm who has a stroke and suddenly gets religion - the guilt-ridden kind. He gives away all his wealth and devotes himself to helping those he formerly steamrolled.</w:t>
         <w:br/>
-        <w:t xml:space="preserve"> During those 12 years in office, Fedo, 41, grew from a green politician in his 20s, fresh from running a gas station, into a savvy dealmaker and arm twister with expensive suits and savoir-faire at the podium and on TV.</w:t>
+        <w:t xml:space="preserve"> "Walker has a very strong moral sense even as he is working with a very whacked-out world," Nice said.</w:t>
         <w:br/>
-        <w:t xml:space="preserve"> And they were 12 years in which Duluth, under John Fedo's leadership, weathered a severe recession and boosted its strengths as a retail hub, medical center and tourist destination.</w:t>
+        <w:t xml:space="preserve"> Lagniappe, a Cajun word for "a little bit extra," is in pretty good financial shape for a new theater. It broke even on its $ 18,000 staging of "Death and the Maiden," which played to 1,200 people and earned enough from a training video for teachers to budget $ 25,000 for this production.</w:t>
         <w:br/>
-        <w:t xml:space="preserve"> But they also included years in which Fedo appeared to get himself into one personal or professional crisis after another, all while in the fishbowl of public life.</w:t>
+        <w:t xml:space="preserve"> "We will take a deficit on this play no matter how well we do," said Nice, who hopes there is enough in the bank to make up the difference.</w:t>
         <w:br/>
-        <w:t xml:space="preserve"> The controversies included a mortgage foreclosure that was averted by a $ 56,000 no-interest loan from a Twin Ports businessman, a delinquent bill of more than $ 1,000 to the city's Water and Gas Department, an extramarital affair carried out while on city business in St. Paul, and a grand jury indictment in 1988 on charges that he swindled $ 13,500 from three Duluth businessmen and stole city money through his expense account.</w:t>
+        <w:t>"Love and Anger" opens at 8 p.m. Friday at the Minneapolis Theatre Garage, Franklin and Lyndale Avs., Minneapolis. It runs through Oct. 29. Tickets: $ 10 to $ 14. Call 649-4446.</w:t>
         <w:br/>
-        <w:t xml:space="preserve"> His acquittal on all charges reinforced the dramatically different images that supporters and detractors had of him.</w:t>
+        <w:t>Dowling in D.C.</w:t>
         <w:br/>
-        <w:t xml:space="preserve"> To those in his corner, he was a West Duluth-bred working-class scrapper, a poor kid from a broken home, who grew into a champion of the oppressed and a master at plucking economic plums for his city during tough times.</w:t>
+        <w:t>Joe Dowling, the incoming artistic director of the Guthrie Theater, received mixed reviews for his recent "Macbeth" for Washington D.C.'s Shakespeare Theatre, which stars Stacy Keach as the thane who would be king.</w:t>
         <w:br/>
-        <w:t xml:space="preserve"> To detractors he was an uncompromising and arrogant powermonger who used his office for personal gain, alienated other government leaders, brow-beat and muzzled subordinates and sometimes embarrassed his city with his behavior.</w:t>
+        <w:t xml:space="preserve"> Vincent Canby, writing in the New York Times, had high praise for Helen Carey's "dominant" performance as Lady Macbeth but called Dowling's production "uneven, sometimes awkwardly acted." Carey appears often in Dowling-directed plays and has indicated her desire to work again at the Guthrie, where she began her acting career in the 1960s.</w:t>
         <w:br/>
-        <w:t xml:space="preserve"> But no one ever accused John Fedo of not loving Duluth. Detractors had to admit that he was a tireless advocate for the city; it was easy for both sides to imagine that all he ever wanted to be was Duluth's mayor.</w:t>
+        <w:t xml:space="preserve"> Dowling got a rave from the Wall Street Journal's Donald Lyons who called the play "A "Macbeth" to amaze the senses and shake the heart." "Dowling's work marries clarity, authority and vigor, proving it's not necessary to deconstruct or otherwise assault great plays; you just have to woo them smartly," Lyons went on.</w:t>
         <w:br/>
-        <w:t xml:space="preserve"> "He's had a strong vision for the city, and it's been a propelling enough vision that maybe at times he might not have been as diplomatic as he should have been," said Mary Rosenthal, head of the Duluth AFL-CIO Central Labor Body, which endorsed Fedo this year. "But he was aggressive, energetic and a very good mayor for Duluth."</w:t>
+        <w:t xml:space="preserve"> Lloyd Rose, critic for the Washington Post, devoted almost his entire review to Keach's performance and commented on Dowling's contribution only in passing, noting that neither he nor his actresses could make the witches' scene come to life.</w:t>
         <w:br/>
-        <w:t xml:space="preserve"> Some observers say Fedo would not have been reelected in 1983 and 1987 if voters had been given stronger alternatives. Last spring, the alternative with the credentials to defeat Fedo stepped forward.</w:t>
+        <w:t>Phantom of 'Guerre'?</w:t>
         <w:br/>
-        <w:t xml:space="preserve"> Like Fedo, Gary Doty, 43, has West Duluth roots. Unlike former Fedo challengers, he also has a lifetime of service to Duluth - first as a teacher, then as a legislator, then as Duluth's representative on the St. Louis County Board for 15 years.</w:t>
+        <w:t xml:space="preserve"> Word out of London is that British producer Cameron Macintosh, the guy behind "Cats," "Miss Saigon," "Les Miserables" and those other trans-Atlantic blockbusters, has another project on the boards. He's readying a musical based on the story of Martin Guerre, a soldier thought dead who returns a changed man to his home seven years later.</w:t>
         <w:br/>
-        <w:t xml:space="preserve"> And he appeared to be above reproach. He's openly religious, a family man, a community volunteer. If there's a skeleton in his closet, it has yet to be found.</w:t>
-        <w:br/>
-        <w:t xml:space="preserve"> "He was someone the people could trust," said Meg Bye, a former Duluth City Council member who now is director of the Arrowhead Food Bank and a local political commentator. "He'd been in public office long enough that he had a record, and they'd seen some stability. They were comfortable with his personal style and his old-fashioned values."</w:t>
-        <w:br/>
-        <w:t xml:space="preserve"> What Doty lacked was Fedo's impressive record at successful economic development. He told voters that he'd try to build on Fedo's successes, while offering a more open, honest and cooperative leadership.</w:t>
-        <w:br/>
-        <w:t xml:space="preserve"> Still, some political analysts said last spring that Doty didn't have a chance; Fedo's economic development record - which by then included promise of a giant aircraft maintenance base - would make voters look past his character flaws once again. Now they admit that they underestimated the readiness of voters for someone who promised integrity.</w:t>
-        <w:br/>
-        <w:t xml:space="preserve"> But it took more than a message to beat Fedo - it took an efficient means of carrying that message to the voters. To accomplish that, Doty got help from at least 200 volunteers, with leadership from Cerkvenik, his old friend and colleague on the St. Louis County Board.</w:t>
-        <w:br/>
-        <w:t xml:space="preserve"> The campaign began with 20,000 telephone calls to voters, to identify Doty's supporters and those who were undecided. "Every undecided voter got four pieces of mail and two telephone calls," said Cerkvenik. "A lot of them got a phone call directly from Gary and Marcia (Doty's wife, a Duluth teacher).</w:t>
-        <w:br/>
-        <w:t xml:space="preserve"> To counter Fedo's TV ads - in which he appealed to voters not to turn back the clock - Doty's camp put Marcia Doty in an ad, in which she stressed her husband's integrity and that of their family. In contrast to her husband, who can appear a bit wooden on TV, she emanated warmth and sincerity.</w:t>
-        <w:br/>
-        <w:t xml:space="preserve"> Like a good campaign, it peaked in the end. As snow began to fall on the weekend before the election, 22,000 last-minute pieces of mail went out. Most arrived in time for election day. In the campaign's final days, a dozen supporters were posted on busy street corners, where they held Doty banners and waved to passing cars.</w:t>
-        <w:br/>
-        <w:t xml:space="preserve"> Some say the storm, which dumped a record 3 feet of snow on Duluth over two days, may have hurt Fedo. Despite full-time plowing, streets were clogged right up until election day, drawing out short trips downtown into hourlong ordeals.</w:t>
-        <w:br/>
-        <w:t xml:space="preserve"> "Some people just may have been frustrated, irritated enough on election day to want to take it out on someone," said Warren Hudelson, manager of communications for Minnesota Power, former journalist and longtime observer of Duluth's political scene.</w:t>
-        <w:br/>
-        <w:t xml:space="preserve"> As the dust began to settle, it became apparent that Doty's strategy had worked. He beat Fedo by just over 1,000 votes, with 51 percent of the votes cast.</w:t>
-        <w:br/>
-        <w:t xml:space="preserve"> An independent exit poll showed that those who voted for him were three times more likely than Fedo's supporters to identify honesty as the campaign's most important issue.</w:t>
-        <w:br/>
-        <w:t xml:space="preserve"> In a city where not so long ago jobs were the only issue, Gary Doty begins a new era.</w:t>
-        <w:br/>
-        <w:br/>
-        <w:t>Graphic</w:t>
-        <w:br/>
-        <w:br/>
-        <w:t xml:space="preserve"> </w:t>
-        <w:br/>
-        <w:t>Photograph</w:t>
+        <w:t xml:space="preserve"> The French legend, based on a true story, was made into the movies "The Return of Martin Guerre," starring Gerard Depardieu, and "Sommersby," featuring Richard Gere and Jodie Foster. Macintosh has called on composer Claude-Michel Schonberg and lyricist Alain Boublil of "Les Miz" to do "Martin Guerre," which could debut as early as next June in London.</w:t>
       </w:r>
     </w:p>
     <w:sectPr>

--- a/example_articles/states/Minnesota/5.states_Minnesota_Other_publisher.docx
+++ b/example_articles/states/Minnesota/5.states_Minnesota_Other_publisher.docx
@@ -7,7 +7,7 @@
         <w:pStyle w:val="Heading1"/>
       </w:pPr>
       <w:r>
-        <w:t>Lagniappe is theater with worldwide vision</w:t>
+        <w:t>Biden touts next-gen roads, jobs</w:t>
       </w:r>
     </w:p>
     <w:p>
@@ -17,17 +17,17 @@
     </w:p>
     <w:p>
       <w:r>
-        <w:t>Date: 1995-10-01</w:t>
+        <w:t>Date: 2021-12-01</w:t>
       </w:r>
     </w:p>
     <w:p>
       <w:r>
-        <w:t>Section: Entertainment; Pg. 4F</w:t>
+        <w:t>Section: NEWS; Pg. 1A</w:t>
       </w:r>
     </w:p>
     <w:p>
       <w:r>
-        <w:t>Source file: Other publishers/Files (500) (23).DOCX</w:t>
+        <w:t>Source file: Other publishers/Files (500) (4).DOCX</w:t>
       </w:r>
     </w:p>
     <w:p>
@@ -49,43 +49,59 @@
     </w:p>
     <w:p>
       <w:r>
-        <w:t>Lagniappe, the theater whose name could require an explanation, might opt for the name of Pan American Playhouse instead.</w:t>
+        <w:t>President Joe Biden used his first Minnesota visit since being elected to take a victory lap on the $1 trillion infrastructure package, promising an infusion of money to repair the state's roads and bridges, create construction jobs and "rebuild the backbone of this nation."</w:t>
         <w:br/>
-        <w:t xml:space="preserve"> The theater, which debuted a year ago with a fine production of "Death and the Maiden" by the Chilean writer Ariel Dorfman, is going north of the border for its second production, "Love and Anger," by Canadian playwright George Walker, which opens Friday at the Minneapolis Theatre Garage.</w:t>
+        <w:t>Standing on the floor of a heavy machinery shop at Rosemount's Dakota County Technical College on Tuesday, Biden painted a picture of a future where electric cars can be plugged in alongside highways and where every household in Minnesota has access to high-speed internet. He promised a state that's more resilient to wildfires, heavy rains and other major weather events caused by climate change.</w:t>
         <w:br/>
-        <w:t xml:space="preserve"> That international scope is one of the goals of Lagniappe founder and artistic director Pam Nice.</w:t>
+        <w:t>"These are the jobs of today and tomorrow," Biden said. "We're going to help America win the competition in the 21st century. We're getting back in the game."</w:t>
         <w:br/>
-        <w:t xml:space="preserve"> "We are trying to connect with playwrights from other countries who are writing today and show what perspective they have on moral issues that might help us," she said.</w:t>
+        <w:t>The infrastructure package Biden signed two weeks ago is projected to send billions to Minnesota for road and bridge repair, transit systems, water sewer systems and broadband access. His stop in Minnesota is part of a two-week tour through the country to trumpet the measure, as well as make the case for his broader domestic policy agenda, known as the Build Back Better Act, that has yet to clear the Senate.</w:t>
         <w:br/>
-        <w:t>Walker, Canada's most popular contemporary playwright, fits the mission well, she said. "He has a such a distinctive voice, kind of Shavian. His characters are intelligent and articulate. He's a social critic, an iconoclast, yet he takes on stereotypes from the left, right and center. His plays have political overtones, but they are not just about that.</w:t>
+        <w:t>Minnesota's congressional Republicans, none of whom voted for the infrastructure bill, criticized the president and his party in a Tuesday morning Zoom call, blaming his administration for higher inflation and rising energy prices.</w:t>
         <w:br/>
-        <w:t xml:space="preserve"> "What makes him different from Shaw is that he has heart. He comes from a working-class background. He's self-educated, and he tries to make characters who are often poor and uneducated, articulate," she said.</w:t>
+        <w:t>"When President Joe Biden says he's coming to Minnesota to promote his failed policies, I was excited, so Minnesotans can see firsthand the crises that have come upon us," said Republican U.S. Rep. Pete Stauber.</w:t>
         <w:br/>
-        <w:t xml:space="preserve"> "Love and Anger" is a comedy about the high-powered head of a prestigious law firm who has a stroke and suddenly gets religion - the guilt-ridden kind. He gives away all his wealth and devotes himself to helping those he formerly steamrolled.</w:t>
+        <w:t>Hundreds of people lined the roadway across from Dakota County Technical College to protest Biden's visit, ranging from supporters of former President Donald Trump to Ethiopians on all sides of the country's civil war asking that Biden re-examine his foreign policy.</w:t>
         <w:br/>
-        <w:t xml:space="preserve"> "Walker has a very strong moral sense even as he is working with a very whacked-out world," Nice said.</w:t>
+        <w:t>Among the many DFL officials joining Biden were Minnesota Gov. Tim Walz, U.S. Sens. Amy Klobuchar and Tina Smith, and Reps. Dean Phillips, Betty McCollum and Angie Craig, whose Second Congressional District includes Dakota County. DFL Rep. Ilhan Omar, who did not vote for the infrastructure bill, held a virtual town hall Tuesday and was not in attendance.</w:t>
         <w:br/>
-        <w:t xml:space="preserve"> Lagniappe, a Cajun word for "a little bit extra," is in pretty good financial shape for a new theater. It broke even on its $ 18,000 staging of "Death and the Maiden," which played to 1,200 people and earned enough from a training video for teachers to budget $ 25,000 for this production.</w:t>
+        <w:t>The White House projects that Minnesota's share of the legislation will mean $4.5 billion for highways and about $300 million for bridges within a five-year span.</w:t>
         <w:br/>
-        <w:t xml:space="preserve"> "We will take a deficit on this play no matter how well we do," said Nice, who hopes there is enough in the bank to make up the difference.</w:t>
+        <w:t>The state is also expected to see at least $100 million for broadband, over $800 million for public transportation and $680 million for water projects.</w:t>
         <w:br/>
-        <w:t>"Love and Anger" opens at 8 p.m. Friday at the Minneapolis Theatre Garage, Franklin and Lyndale Avs., Minneapolis. It runs through Oct. 29. Tickets: $ 10 to $ 14. Call 649-4446.</w:t>
+        <w:t>"These students are looking forward to all those jobs, which we know are out there right now," Klobuchar said before Biden's remarks. "We're not going to have a shortage of sports marketing degrees, we're going to have a shortage of ... construction workers, and plumbers and electricians."</w:t>
         <w:br/>
-        <w:t>Dowling in D.C.</w:t>
+        <w:t>Before his remarks, Biden toured the heavy machinery facilities on campus, peppering students with questions about what kinds of programs are offered for both truck driving and advancements in electric vehicles.</w:t>
         <w:br/>
-        <w:t>Joe Dowling, the incoming artistic director of the Guthrie Theater, received mixed reviews for his recent "Macbeth" for Washington D.C.'s Shakespeare Theatre, which stars Stacy Keach as the thane who would be king.</w:t>
+        <w:t>He promised the technical college students that the Build Back Better Act will increase financial aid to help them "carry the load you have to carry."</w:t>
         <w:br/>
-        <w:t xml:space="preserve"> Vincent Canby, writing in the New York Times, had high praise for Helen Carey's "dominant" performance as Lady Macbeth but called Dowling's production "uneven, sometimes awkwardly acted." Carey appears often in Dowling-directed plays and has indicated her desire to work again at the Guthrie, where she began her acting career in the 1960s.</w:t>
+        <w:t>"Places like this are going to train the next generation of workers to do the jobs that my infrastructure law and our Build Back Better Act are going to put into even greater demand," Biden said. "We're going to need more qualified people, and we're talking about students learning how to repair electric vehicles and batteries and drive trucks."</w:t>
         <w:br/>
-        <w:t xml:space="preserve"> Dowling got a rave from the Wall Street Journal's Donald Lyons who called the play "A "Macbeth" to amaze the senses and shake the heart." "Dowling's work marries clarity, authority and vigor, proving it's not necessary to deconstruct or otherwise assault great plays; you just have to woo them smartly," Lyons went on.</w:t>
+        <w:t>The visit comes at a critical time in Biden's first year as president.</w:t>
         <w:br/>
-        <w:t xml:space="preserve"> Lloyd Rose, critic for the Washington Post, devoted almost his entire review to Keach's performance and commented on Dowling's contribution only in passing, noting that neither he nor his actresses could make the witches' scene come to life.</w:t>
+        <w:t>He won Minnesota last fall by 7 percentage points, but a Minnesota poll from September found voters here are now more divided on his job performance.</w:t>
         <w:br/>
-        <w:t>Phantom of 'Guerre'?</w:t>
+        <w:t>Several congressional races in Minnesota, including the Second District where he visited Tuesday, are being targeted by national Republicans as they try to take back the House in next fall's midterms.</w:t>
         <w:br/>
-        <w:t xml:space="preserve"> Word out of London is that British producer Cameron Macintosh, the guy behind "Cats," "Miss Saigon," "Les Miserables" and those other trans-Atlantic blockbusters, has another project on the boards. He's readying a musical based on the story of Martin Guerre, a soldier thought dead who returns a changed man to his home seven years later.</w:t>
+        <w:t>"No question, he's here to try to shore up the faltering campaigns of Angie Craig and Gov. Walz," state Republican Party Chairman David Hann said Tuesday. "But I think the fact that they are choosing to link themselves so closely to the failed policies of the Biden presidency are going to mean that for Minnesotans, they're going to have a clear choice next year."</w:t>
         <w:br/>
-        <w:t xml:space="preserve"> The French legend, based on a true story, was made into the movies "The Return of Martin Guerre," starring Gerard Depardieu, and "Sommersby," featuring Richard Gere and Jodie Foster. Macintosh has called on composer Claude-Michel Schonberg and lyricist Alain Boublil of "Les Miz" to do "Martin Guerre," which could debut as early as next June in London.</w:t>
+        <w:t>Democrats hope the construction and jobs generated by the infrastructure bill will be signs for years to come of the accomplishments of the party.</w:t>
+        <w:br/>
+        <w:t>But Biden acknowledged the ongoing challenges of his administration, including the battle against the pandemic. He promised to lay out a plan later this week to fight variants of COVID by encouraging vaccinations, not lockdowns.</w:t>
+        <w:br/>
+        <w:t>The jobs and construction from the infrastructure bill will help build the economy back from the pandemic from the "bottom up and middle out," he said.</w:t>
+        <w:br/>
+        <w:t>"This law does something truly historic, it's going to help rebuild the backbone of this nation, working people and the middle class," Biden said. "The hardworking, middle class folks, working class folks who built the country."</w:t>
+        <w:br/>
+        <w:t>Staff writer Zoë Jackson contributed to this report.</w:t>
+        <w:br/>
+        <w:t>Briana Bierschbach · 651-925-5042</w:t>
+        <w:br/>
+        <w:t>Twitter: @bbierschbach</w:t>
+        <w:br/>
+        <w:t>Hunter Woodall · 612-673-4559</w:t>
+        <w:br/>
+        <w:t>Twitter: @huntermw</w:t>
       </w:r>
     </w:p>
     <w:sectPr>

--- a/example_articles/states/Minnesota/5.states_Minnesota_Other_publisher.docx
+++ b/example_articles/states/Minnesota/5.states_Minnesota_Other_publisher.docx
@@ -7,7 +7,7 @@
         <w:pStyle w:val="Heading1"/>
       </w:pPr>
       <w:r>
-        <w:t>Biden touts next-gen roads, jobs</w:t>
+        <w:t>Lagniappe is theater with worldwide vision</w:t>
       </w:r>
     </w:p>
     <w:p>
@@ -17,22 +17,22 @@
     </w:p>
     <w:p>
       <w:r>
-        <w:t>Date: 2021-12-01</w:t>
+        <w:t>Date: 1995-10-01</w:t>
       </w:r>
     </w:p>
     <w:p>
       <w:r>
-        <w:t>Section: NEWS; Pg. 1A</w:t>
+        <w:t>Section: Entertainment; Pg. 4F</w:t>
       </w:r>
     </w:p>
     <w:p>
       <w:r>
-        <w:t>Source file: Other publishers/Files (500) (4).DOCX</w:t>
+        <w:t>Source file: Other publishers/Files (500) (23).DOCX</w:t>
       </w:r>
     </w:p>
     <w:p>
       <w:r>
-        <w:t>Raw locations result, 'locations': ['Minnesota']</w:t>
+        <w:t>Raw locations result, 'locations': ['Canada', 'Minneapolis, Minnesota, USA']</w:t>
       </w:r>
     </w:p>
     <w:p>
@@ -49,59 +49,43 @@
     </w:p>
     <w:p>
       <w:r>
-        <w:t>President Joe Biden used his first Minnesota visit since being elected to take a victory lap on the $1 trillion infrastructure package, promising an infusion of money to repair the state's roads and bridges, create construction jobs and "rebuild the backbone of this nation."</w:t>
+        <w:t>Lagniappe, the theater whose name could require an explanation, might opt for the name of Pan American Playhouse instead.</w:t>
         <w:br/>
-        <w:t>Standing on the floor of a heavy machinery shop at Rosemount's Dakota County Technical College on Tuesday, Biden painted a picture of a future where electric cars can be plugged in alongside highways and where every household in Minnesota has access to high-speed internet. He promised a state that's more resilient to wildfires, heavy rains and other major weather events caused by climate change.</w:t>
+        <w:t xml:space="preserve"> The theater, which debuted a year ago with a fine production of "Death and the Maiden" by the Chilean writer Ariel Dorfman, is going north of the border for its second production, "Love and Anger," by Canadian playwright George Walker, which opens Friday at the Minneapolis Theatre Garage.</w:t>
         <w:br/>
-        <w:t>"These are the jobs of today and tomorrow," Biden said. "We're going to help America win the competition in the 21st century. We're getting back in the game."</w:t>
+        <w:t xml:space="preserve"> That international scope is one of the goals of Lagniappe founder and artistic director Pam Nice.</w:t>
         <w:br/>
-        <w:t>The infrastructure package Biden signed two weeks ago is projected to send billions to Minnesota for road and bridge repair, transit systems, water sewer systems and broadband access. His stop in Minnesota is part of a two-week tour through the country to trumpet the measure, as well as make the case for his broader domestic policy agenda, known as the Build Back Better Act, that has yet to clear the Senate.</w:t>
+        <w:t xml:space="preserve"> "We are trying to connect with playwrights from other countries who are writing today and show what perspective they have on moral issues that might help us," she said.</w:t>
         <w:br/>
-        <w:t>Minnesota's congressional Republicans, none of whom voted for the infrastructure bill, criticized the president and his party in a Tuesday morning Zoom call, blaming his administration for higher inflation and rising energy prices.</w:t>
+        <w:t>Walker, Canada's most popular contemporary playwright, fits the mission well, she said. "He has a such a distinctive voice, kind of Shavian. His characters are intelligent and articulate. He's a social critic, an iconoclast, yet he takes on stereotypes from the left, right and center. His plays have political overtones, but they are not just about that.</w:t>
         <w:br/>
-        <w:t>"When President Joe Biden says he's coming to Minnesota to promote his failed policies, I was excited, so Minnesotans can see firsthand the crises that have come upon us," said Republican U.S. Rep. Pete Stauber.</w:t>
+        <w:t xml:space="preserve"> "What makes him different from Shaw is that he has heart. He comes from a working-class background. He's self-educated, and he tries to make characters who are often poor and uneducated, articulate," she said.</w:t>
         <w:br/>
-        <w:t>Hundreds of people lined the roadway across from Dakota County Technical College to protest Biden's visit, ranging from supporters of former President Donald Trump to Ethiopians on all sides of the country's civil war asking that Biden re-examine his foreign policy.</w:t>
+        <w:t xml:space="preserve"> "Love and Anger" is a comedy about the high-powered head of a prestigious law firm who has a stroke and suddenly gets religion - the guilt-ridden kind. He gives away all his wealth and devotes himself to helping those he formerly steamrolled.</w:t>
         <w:br/>
-        <w:t>Among the many DFL officials joining Biden were Minnesota Gov. Tim Walz, U.S. Sens. Amy Klobuchar and Tina Smith, and Reps. Dean Phillips, Betty McCollum and Angie Craig, whose Second Congressional District includes Dakota County. DFL Rep. Ilhan Omar, who did not vote for the infrastructure bill, held a virtual town hall Tuesday and was not in attendance.</w:t>
+        <w:t xml:space="preserve"> "Walker has a very strong moral sense even as he is working with a very whacked-out world," Nice said.</w:t>
         <w:br/>
-        <w:t>The White House projects that Minnesota's share of the legislation will mean $4.5 billion for highways and about $300 million for bridges within a five-year span.</w:t>
+        <w:t xml:space="preserve"> Lagniappe, a Cajun word for "a little bit extra," is in pretty good financial shape for a new theater. It broke even on its $ 18,000 staging of "Death and the Maiden," which played to 1,200 people and earned enough from a training video for teachers to budget $ 25,000 for this production.</w:t>
         <w:br/>
-        <w:t>The state is also expected to see at least $100 million for broadband, over $800 million for public transportation and $680 million for water projects.</w:t>
+        <w:t xml:space="preserve"> "We will take a deficit on this play no matter how well we do," said Nice, who hopes there is enough in the bank to make up the difference.</w:t>
         <w:br/>
-        <w:t>"These students are looking forward to all those jobs, which we know are out there right now," Klobuchar said before Biden's remarks. "We're not going to have a shortage of sports marketing degrees, we're going to have a shortage of ... construction workers, and plumbers and electricians."</w:t>
+        <w:t>"Love and Anger" opens at 8 p.m. Friday at the Minneapolis Theatre Garage, Franklin and Lyndale Avs., Minneapolis. It runs through Oct. 29. Tickets: $ 10 to $ 14. Call 649-4446.</w:t>
         <w:br/>
-        <w:t>Before his remarks, Biden toured the heavy machinery facilities on campus, peppering students with questions about what kinds of programs are offered for both truck driving and advancements in electric vehicles.</w:t>
+        <w:t>Dowling in D.C.</w:t>
         <w:br/>
-        <w:t>He promised the technical college students that the Build Back Better Act will increase financial aid to help them "carry the load you have to carry."</w:t>
+        <w:t>Joe Dowling, the incoming artistic director of the Guthrie Theater, received mixed reviews for his recent "Macbeth" for Washington D.C.'s Shakespeare Theatre, which stars Stacy Keach as the thane who would be king.</w:t>
         <w:br/>
-        <w:t>"Places like this are going to train the next generation of workers to do the jobs that my infrastructure law and our Build Back Better Act are going to put into even greater demand," Biden said. "We're going to need more qualified people, and we're talking about students learning how to repair electric vehicles and batteries and drive trucks."</w:t>
+        <w:t xml:space="preserve"> Vincent Canby, writing in the New York Times, had high praise for Helen Carey's "dominant" performance as Lady Macbeth but called Dowling's production "uneven, sometimes awkwardly acted." Carey appears often in Dowling-directed plays and has indicated her desire to work again at the Guthrie, where she began her acting career in the 1960s.</w:t>
         <w:br/>
-        <w:t>The visit comes at a critical time in Biden's first year as president.</w:t>
+        <w:t xml:space="preserve"> Dowling got a rave from the Wall Street Journal's Donald Lyons who called the play "A "Macbeth" to amaze the senses and shake the heart." "Dowling's work marries clarity, authority and vigor, proving it's not necessary to deconstruct or otherwise assault great plays; you just have to woo them smartly," Lyons went on.</w:t>
         <w:br/>
-        <w:t>He won Minnesota last fall by 7 percentage points, but a Minnesota poll from September found voters here are now more divided on his job performance.</w:t>
+        <w:t xml:space="preserve"> Lloyd Rose, critic for the Washington Post, devoted almost his entire review to Keach's performance and commented on Dowling's contribution only in passing, noting that neither he nor his actresses could make the witches' scene come to life.</w:t>
         <w:br/>
-        <w:t>Several congressional races in Minnesota, including the Second District where he visited Tuesday, are being targeted by national Republicans as they try to take back the House in next fall's midterms.</w:t>
+        <w:t>Phantom of 'Guerre'?</w:t>
         <w:br/>
-        <w:t>"No question, he's here to try to shore up the faltering campaigns of Angie Craig and Gov. Walz," state Republican Party Chairman David Hann said Tuesday. "But I think the fact that they are choosing to link themselves so closely to the failed policies of the Biden presidency are going to mean that for Minnesotans, they're going to have a clear choice next year."</w:t>
+        <w:t xml:space="preserve"> Word out of London is that British producer Cameron Macintosh, the guy behind "Cats," "Miss Saigon," "Les Miserables" and those other trans-Atlantic blockbusters, has another project on the boards. He's readying a musical based on the story of Martin Guerre, a soldier thought dead who returns a changed man to his home seven years later.</w:t>
         <w:br/>
-        <w:t>Democrats hope the construction and jobs generated by the infrastructure bill will be signs for years to come of the accomplishments of the party.</w:t>
-        <w:br/>
-        <w:t>But Biden acknowledged the ongoing challenges of his administration, including the battle against the pandemic. He promised to lay out a plan later this week to fight variants of COVID by encouraging vaccinations, not lockdowns.</w:t>
-        <w:br/>
-        <w:t>The jobs and construction from the infrastructure bill will help build the economy back from the pandemic from the "bottom up and middle out," he said.</w:t>
-        <w:br/>
-        <w:t>"This law does something truly historic, it's going to help rebuild the backbone of this nation, working people and the middle class," Biden said. "The hardworking, middle class folks, working class folks who built the country."</w:t>
-        <w:br/>
-        <w:t>Staff writer Zoë Jackson contributed to this report.</w:t>
-        <w:br/>
-        <w:t>Briana Bierschbach · 651-925-5042</w:t>
-        <w:br/>
-        <w:t>Twitter: @bbierschbach</w:t>
-        <w:br/>
-        <w:t>Hunter Woodall · 612-673-4559</w:t>
-        <w:br/>
-        <w:t>Twitter: @huntermw</w:t>
+        <w:t xml:space="preserve"> The French legend, based on a true story, was made into the movies "The Return of Martin Guerre," starring Gerard Depardieu, and "Sommersby," featuring Richard Gere and Jodie Foster. Macintosh has called on composer Claude-Michel Schonberg and lyricist Alain Boublil of "Les Miz" to do "Martin Guerre," which could debut as early as next June in London.</w:t>
       </w:r>
     </w:p>
     <w:sectPr>
